--- a/CV/Archive/Graphics Programmer/Jinda Li _CoverLetter_BaseMark.docx
+++ b/CV/Archive/Graphics Programmer/Jinda Li _CoverLetter_BaseMark.docx
@@ -114,7 +114,7 @@
                             <w:hyperlink r:id="rId7" w:history="1">
                               <w:r>
                                 <w:rPr>
-                                  <w:rStyle w:val="Hyperlink"/>
+                                  <w:rStyle w:val="a4"/>
                                   <w:rFonts w:eastAsiaTheme="minorEastAsia" w:cs="Times New Roman"/>
                                   <w:w w:val="120"/>
                                   <w:sz w:val="24"/>
@@ -129,7 +129,7 @@
                               <w:spacing w:before="2"/>
                               <w:ind w:right="644" w:firstLine="116"/>
                               <w:rPr>
-                                <w:rStyle w:val="Hyperlink"/>
+                                <w:rStyle w:val="a4"/>
                                 <w:rFonts w:eastAsiaTheme="minorEastAsia" w:cs="Times New Roman"/>
                                 <w:w w:val="120"/>
                                 <w:sz w:val="24"/>
@@ -139,7 +139,7 @@
                             <w:hyperlink r:id="rId8" w:history="1">
                               <w:r>
                                 <w:rPr>
-                                  <w:rStyle w:val="Hyperlink"/>
+                                  <w:rStyle w:val="a4"/>
                                   <w:rFonts w:eastAsiaTheme="minorEastAsia" w:cs="Times New Roman"/>
                                   <w:w w:val="120"/>
                                   <w:sz w:val="24"/>
@@ -164,7 +164,7 @@
                             <w:hyperlink r:id="rId9" w:history="1">
                               <w:r>
                                 <w:rPr>
-                                  <w:rStyle w:val="Hyperlink"/>
+                                  <w:rStyle w:val="a4"/>
                                   <w:rFonts w:eastAsiaTheme="minorEastAsia" w:cs="Times New Roman"/>
                                   <w:w w:val="120"/>
                                   <w:sz w:val="24"/>
@@ -218,7 +218,7 @@
                       <w:hyperlink r:id="rId10" w:history="1">
                         <w:r>
                           <w:rPr>
-                            <w:rStyle w:val="Hyperlink"/>
+                            <w:rStyle w:val="a4"/>
                             <w:rFonts w:eastAsiaTheme="minorEastAsia" w:cs="Times New Roman"/>
                             <w:w w:val="120"/>
                             <w:sz w:val="24"/>
@@ -233,7 +233,7 @@
                         <w:spacing w:before="2"/>
                         <w:ind w:right="644" w:firstLine="116"/>
                         <w:rPr>
-                          <w:rStyle w:val="Hyperlink"/>
+                          <w:rStyle w:val="a4"/>
                           <w:rFonts w:eastAsiaTheme="minorEastAsia" w:cs="Times New Roman"/>
                           <w:w w:val="120"/>
                           <w:sz w:val="24"/>
@@ -243,7 +243,7 @@
                       <w:hyperlink r:id="rId11" w:history="1">
                         <w:r>
                           <w:rPr>
-                            <w:rStyle w:val="Hyperlink"/>
+                            <w:rStyle w:val="a4"/>
                             <w:rFonts w:eastAsiaTheme="minorEastAsia" w:cs="Times New Roman"/>
                             <w:w w:val="120"/>
                             <w:sz w:val="24"/>
@@ -268,7 +268,7 @@
                       <w:hyperlink r:id="rId12" w:history="1">
                         <w:r>
                           <w:rPr>
-                            <w:rStyle w:val="Hyperlink"/>
+                            <w:rStyle w:val="a4"/>
                             <w:rFonts w:eastAsiaTheme="minorEastAsia" w:cs="Times New Roman"/>
                             <w:w w:val="120"/>
                             <w:sz w:val="24"/>
@@ -569,16 +569,7 @@
           <w:bCs/>
           <w:lang w:eastAsia="zh-CN"/>
         </w:rPr>
-        <w:t xml:space="preserve">Engine </w:t>
-      </w:r>
-      <w:r>
-        <w:rPr>
-          <w:rFonts w:eastAsiaTheme="minorEastAsia"/>
-          <w:b/>
-          <w:bCs/>
-          <w:lang w:eastAsia="zh-CN"/>
-        </w:rPr>
-        <w:t>Developer</w:t>
+        <w:t>Programmer</w:t>
       </w:r>
       <w:r>
         <w:rPr>
@@ -587,21 +578,19 @@
         </w:rPr>
         <w:t xml:space="preserve"> position at </w:t>
       </w:r>
-      <w:proofErr w:type="spellStart"/>
-      <w:r>
-        <w:rPr>
-          <w:rFonts w:eastAsiaTheme="minorEastAsia"/>
-          <w:lang w:eastAsia="zh-CN"/>
-        </w:rPr>
-        <w:t>Basemark</w:t>
-      </w:r>
-      <w:proofErr w:type="spellEnd"/>
-      <w:r>
-        <w:rPr>
-          <w:rFonts w:eastAsiaTheme="minorEastAsia"/>
-          <w:lang w:eastAsia="zh-CN"/>
-        </w:rPr>
-        <w:t>. With hands-on AR development experience from Microsoft, a strong technical background from Aalto University, and a deep interest in real-time graphics, I’m confident I can contribute meaningfully to your benchmark and engine development work.</w:t>
+      <w:r>
+        <w:rPr>
+          <w:rFonts w:eastAsiaTheme="minorEastAsia" w:hint="eastAsia"/>
+          <w:lang w:eastAsia="zh-CN"/>
+        </w:rPr>
+        <w:t>Gameloft</w:t>
+      </w:r>
+      <w:r>
+        <w:rPr>
+          <w:rFonts w:eastAsiaTheme="minorEastAsia"/>
+          <w:lang w:eastAsia="zh-CN"/>
+        </w:rPr>
+        <w:t>. With hands-on development experience from Microsoft, a strong technical background from Aalto University, and a deep interest in real-time graphics, I’m confident I can contribute meaningfully to your benchmark and engine development work.</w:t>
       </w:r>
     </w:p>
     <w:p>
@@ -969,27 +958,11 @@
       <w:hyperlink r:id="rId16" w:tgtFrame="_new" w:history="1">
         <w:r>
           <w:rPr>
-            <w:rStyle w:val="Hyperlink"/>
+            <w:rStyle w:val="a4"/>
             <w:rFonts w:eastAsiaTheme="minorEastAsia"/>
             <w:lang w:eastAsia="zh-CN"/>
           </w:rPr>
-          <w:t>He</w:t>
-        </w:r>
-        <w:r>
-          <w:rPr>
-            <w:rStyle w:val="Hyperlink"/>
-            <w:rFonts w:eastAsiaTheme="minorEastAsia"/>
-            <w:lang w:eastAsia="zh-CN"/>
-          </w:rPr>
-          <w:t>r</w:t>
-        </w:r>
-        <w:r>
-          <w:rPr>
-            <w:rStyle w:val="Hyperlink"/>
-            <w:rFonts w:eastAsiaTheme="minorEastAsia"/>
-            <w:lang w:eastAsia="zh-CN"/>
-          </w:rPr>
-          <w:t>e</w:t>
+          <w:t>Here</w:t>
         </w:r>
       </w:hyperlink>
       <w:r>
@@ -998,98 +971,6 @@
           <w:lang w:eastAsia="zh-CN"/>
         </w:rPr>
         <w:t>). This showcases my C++ graphics programming skills and hands-on experience with core rendering techniques.</w:t>
-      </w:r>
-    </w:p>
-    <w:p>
-      <w:pPr>
-        <w:ind w:leftChars="193" w:left="425" w:rightChars="225" w:right="495"/>
-        <w:rPr>
-          <w:rFonts w:eastAsiaTheme="minorEastAsia"/>
-          <w:lang w:eastAsia="zh-CN"/>
-        </w:rPr>
-      </w:pPr>
-    </w:p>
-    <w:p>
-      <w:pPr>
-        <w:ind w:leftChars="193" w:left="425" w:rightChars="225" w:right="495"/>
-        <w:rPr>
-          <w:rFonts w:eastAsiaTheme="minorEastAsia"/>
-          <w:lang w:eastAsia="zh-CN"/>
-        </w:rPr>
-      </w:pPr>
-      <w:r>
-        <w:rPr>
-          <w:rFonts w:eastAsiaTheme="minorEastAsia"/>
-          <w:lang w:eastAsia="zh-CN"/>
-        </w:rPr>
-        <w:t xml:space="preserve">I also have a lot of experience working closely with artists. That kind of collaboration is something I really enjoy, and it’s a big part of why </w:t>
-      </w:r>
-      <w:proofErr w:type="spellStart"/>
-      <w:r>
-        <w:rPr>
-          <w:rFonts w:eastAsiaTheme="minorEastAsia"/>
-          <w:lang w:eastAsia="zh-CN"/>
-        </w:rPr>
-        <w:t>Basemark’s</w:t>
-      </w:r>
-      <w:proofErr w:type="spellEnd"/>
-      <w:r>
-        <w:rPr>
-          <w:rFonts w:eastAsiaTheme="minorEastAsia"/>
-          <w:lang w:eastAsia="zh-CN"/>
-        </w:rPr>
-        <w:t xml:space="preserve"> team structure and culture appeal to me.</w:t>
-      </w:r>
-      <w:r>
-        <w:rPr>
-          <w:rFonts w:eastAsiaTheme="minorEastAsia" w:hint="eastAsia"/>
-          <w:lang w:eastAsia="zh-CN"/>
-        </w:rPr>
-        <w:t xml:space="preserve"> </w:t>
-      </w:r>
-      <w:r>
-        <w:rPr>
-          <w:rFonts w:eastAsiaTheme="minorEastAsia"/>
-          <w:lang w:eastAsia="zh-CN"/>
-        </w:rPr>
-        <w:t xml:space="preserve">Having </w:t>
-      </w:r>
-      <w:r>
-        <w:rPr>
-          <w:rFonts w:eastAsiaTheme="minorEastAsia"/>
-          <w:lang w:eastAsia="zh-CN"/>
-        </w:rPr>
-        <w:t>graduated from</w:t>
-      </w:r>
-      <w:r>
-        <w:rPr>
-          <w:rFonts w:eastAsiaTheme="minorEastAsia" w:hint="eastAsia"/>
-          <w:lang w:eastAsia="zh-CN"/>
-        </w:rPr>
-        <w:t xml:space="preserve"> </w:t>
-      </w:r>
-      <w:r>
-        <w:rPr>
-          <w:rFonts w:eastAsiaTheme="minorEastAsia"/>
-          <w:lang w:eastAsia="zh-CN"/>
-        </w:rPr>
-        <w:t xml:space="preserve">Aalto University and explored both real-time rendering and engine internals, I’m passionate about pushing what’s possible with modern graphics. I’m particularly excited about the future of AR navigation and automotive experiences, and I believe </w:t>
-      </w:r>
-      <w:proofErr w:type="spellStart"/>
-      <w:r>
-        <w:rPr>
-          <w:rFonts w:eastAsiaTheme="minorEastAsia"/>
-          <w:lang w:eastAsia="zh-CN"/>
-        </w:rPr>
-        <w:t>Basemark</w:t>
-      </w:r>
-      <w:proofErr w:type="spellEnd"/>
-      <w:r>
-        <w:rPr>
-          <w:rFonts w:eastAsiaTheme="minorEastAsia"/>
-          <w:lang w:eastAsia="zh-CN"/>
-        </w:rPr>
-        <w:t xml:space="preserve"> is in a unique position to shape that future through your proprietary engine and benchmark tools.</w:t>
       </w:r>
     </w:p>
     <w:p>
@@ -2182,7 +2063,7 @@
     <w:lsdException w:name="Unresolved Mention" w:semiHidden="1" w:unhideWhenUsed="1"/>
     <w:lsdException w:name="Smart Link" w:semiHidden="1" w:unhideWhenUsed="1"/>
   </w:latentStyles>
-  <w:style w:type="paragraph" w:default="1" w:styleId="Normal">
+  <w:style w:type="paragraph" w:default="1" w:styleId="a">
     <w:name w:val="Normal"/>
     <w:qFormat/>
     <w:rsid w:val="004C2B29"/>
@@ -2198,12 +2079,13 @@
       <w:lang w:eastAsia="fr-FR" w:bidi="fr-FR"/>
     </w:rPr>
   </w:style>
-  <w:style w:type="character" w:default="1" w:styleId="DefaultParagraphFont">
+  <w:style w:type="character" w:default="1" w:styleId="a0">
     <w:name w:val="Default Paragraph Font"/>
     <w:uiPriority w:val="1"/>
+    <w:semiHidden/>
     <w:unhideWhenUsed/>
   </w:style>
-  <w:style w:type="table" w:default="1" w:styleId="TableNormal">
+  <w:style w:type="table" w:default="1" w:styleId="a1">
     <w:name w:val="Normal Table"/>
     <w:uiPriority w:val="99"/>
     <w:semiHidden/>
@@ -2218,15 +2100,15 @@
       </w:tblCellMar>
     </w:tblPr>
   </w:style>
-  <w:style w:type="numbering" w:default="1" w:styleId="NoList">
+  <w:style w:type="numbering" w:default="1" w:styleId="a2">
     <w:name w:val="No List"/>
     <w:uiPriority w:val="99"/>
     <w:semiHidden/>
     <w:unhideWhenUsed/>
   </w:style>
-  <w:style w:type="paragraph" w:styleId="ListParagraph">
+  <w:style w:type="paragraph" w:styleId="a3">
     <w:name w:val="List Paragraph"/>
-    <w:basedOn w:val="Normal"/>
+    <w:basedOn w:val="a"/>
     <w:uiPriority w:val="1"/>
     <w:qFormat/>
     <w:rsid w:val="004C2B29"/>
@@ -2234,9 +2116,9 @@
       <w:ind w:left="850" w:hanging="171"/>
     </w:pPr>
   </w:style>
-  <w:style w:type="character" w:styleId="Hyperlink">
+  <w:style w:type="character" w:styleId="a4">
     <w:name w:val="Hyperlink"/>
-    <w:basedOn w:val="DefaultParagraphFont"/>
+    <w:basedOn w:val="a0"/>
     <w:uiPriority w:val="99"/>
     <w:unhideWhenUsed/>
     <w:rsid w:val="004C2B29"/>
@@ -2247,12 +2129,12 @@
   </w:style>
   <w:style w:type="character" w:customStyle="1" w:styleId="color11">
     <w:name w:val="color_11"/>
-    <w:basedOn w:val="DefaultParagraphFont"/>
+    <w:basedOn w:val="a0"/>
     <w:rsid w:val="004C2B29"/>
   </w:style>
-  <w:style w:type="character" w:styleId="UnresolvedMention">
+  <w:style w:type="character" w:styleId="a5">
     <w:name w:val="Unresolved Mention"/>
-    <w:basedOn w:val="DefaultParagraphFont"/>
+    <w:basedOn w:val="a0"/>
     <w:uiPriority w:val="99"/>
     <w:semiHidden/>
     <w:unhideWhenUsed/>
@@ -2262,9 +2144,9 @@
       <w:shd w:val="clear" w:color="auto" w:fill="E1DFDD"/>
     </w:rPr>
   </w:style>
-  <w:style w:type="character" w:styleId="FollowedHyperlink">
+  <w:style w:type="character" w:styleId="a6">
     <w:name w:val="FollowedHyperlink"/>
-    <w:basedOn w:val="DefaultParagraphFont"/>
+    <w:basedOn w:val="a0"/>
     <w:uiPriority w:val="99"/>
     <w:semiHidden/>
     <w:unhideWhenUsed/>
@@ -2274,10 +2156,10 @@
       <w:u w:val="single"/>
     </w:rPr>
   </w:style>
-  <w:style w:type="paragraph" w:styleId="Header">
+  <w:style w:type="paragraph" w:styleId="a7">
     <w:name w:val="header"/>
-    <w:basedOn w:val="Normal"/>
-    <w:link w:val="HeaderChar"/>
+    <w:basedOn w:val="a"/>
+    <w:link w:val="a8"/>
     <w:uiPriority w:val="99"/>
     <w:unhideWhenUsed/>
     <w:rsid w:val="002955B0"/>
@@ -2297,10 +2179,10 @@
       <w:szCs w:val="18"/>
     </w:rPr>
   </w:style>
-  <w:style w:type="character" w:customStyle="1" w:styleId="HeaderChar">
-    <w:name w:val="Header Char"/>
-    <w:basedOn w:val="DefaultParagraphFont"/>
-    <w:link w:val="Header"/>
+  <w:style w:type="character" w:customStyle="1" w:styleId="a8">
+    <w:name w:val="页眉 字符"/>
+    <w:basedOn w:val="a0"/>
+    <w:link w:val="a7"/>
     <w:uiPriority w:val="99"/>
     <w:rsid w:val="002955B0"/>
     <w:rPr>
@@ -2311,10 +2193,10 @@
       <w:lang w:eastAsia="fr-FR" w:bidi="fr-FR"/>
     </w:rPr>
   </w:style>
-  <w:style w:type="paragraph" w:styleId="Footer">
+  <w:style w:type="paragraph" w:styleId="a9">
     <w:name w:val="footer"/>
-    <w:basedOn w:val="Normal"/>
-    <w:link w:val="FooterChar"/>
+    <w:basedOn w:val="a"/>
+    <w:link w:val="aa"/>
     <w:uiPriority w:val="99"/>
     <w:unhideWhenUsed/>
     <w:rsid w:val="002955B0"/>
@@ -2330,10 +2212,10 @@
       <w:szCs w:val="18"/>
     </w:rPr>
   </w:style>
-  <w:style w:type="character" w:customStyle="1" w:styleId="FooterChar">
-    <w:name w:val="Footer Char"/>
-    <w:basedOn w:val="DefaultParagraphFont"/>
-    <w:link w:val="Footer"/>
+  <w:style w:type="character" w:customStyle="1" w:styleId="aa">
+    <w:name w:val="页脚 字符"/>
+    <w:basedOn w:val="a0"/>
+    <w:link w:val="a9"/>
     <w:uiPriority w:val="99"/>
     <w:rsid w:val="002955B0"/>
     <w:rPr>
@@ -2344,9 +2226,9 @@
       <w:lang w:eastAsia="fr-FR" w:bidi="fr-FR"/>
     </w:rPr>
   </w:style>
-  <w:style w:type="paragraph" w:styleId="NormalWeb">
+  <w:style w:type="paragraph" w:styleId="ab">
     <w:name w:val="Normal (Web)"/>
-    <w:basedOn w:val="Normal"/>
+    <w:basedOn w:val="a"/>
     <w:uiPriority w:val="99"/>
     <w:semiHidden/>
     <w:unhideWhenUsed/>
